--- a/descargas/primaria-1-3/word/PRESENTE_primaria-1-3_s2_jueves-10-dic.docx
+++ b/descargas/primaria-1-3/word/PRESENTE_primaria-1-3_s2_jueves-10-dic.docx
@@ -155,7 +155,7 @@
       </w:pPr>
       <w:r>
         <w:rPr/>
-        <w:t xml:space="preserve">¿Qué parte del Avemaría no entendías antes?</w:t>
+        <w:t xml:space="preserve">Cerramos los ojos y le damos las gracias a María en silencio; cada uno habla con ella. Le puede dar las gracias por ser una madre valiente, generosa, y por cuidar todos los días de nosotros.</w:t>
       </w:r>
     </w:p>
     <w:p>
@@ -193,19 +193,29 @@
       </w:hyperlink>
       <w:r>
         <w:rPr/>
-        <w:t xml:space="preserve"> (vídeo con letra; </w:t>
-      </w:r>
-      <w:hyperlink r:id="rIdL3" w:history="1">
-        <w:r>
-          <w:rPr>
-            <w:rStyle w:val="Hipervnculo"/>
-          </w:rPr>
-          <w:t xml:space="preserve">versión original</w:t>
-        </w:r>
-      </w:hyperlink>
+        <w:t xml:space="preserve">. La escuchamos en silencio, mirando la imagen de María, antes de rezar el Avemaría.</w:t>
+      </w:r>
+    </w:p>
+    <w:p>
+      <w:pPr>
+        <w:pStyle w:val="Apartado"/>
+      </w:pPr>
+      <w:r>
+        <w:rPr>
+          <w:b/>
+          <w:bCs/>
+          <w:color w:val="6F7300"/>
+        </w:rPr>
+        <w:t xml:space="preserve">Oración</w:t>
+      </w:r>
+    </w:p>
+    <w:p>
+      <w:pPr>
+        <w:pStyle w:val="Cuerpo"/>
+      </w:pPr>
       <w:r>
         <w:rPr/>
-        <w:t xml:space="preserve">). La escuchamos en silencio, mirando la imagen de María, antes de rezar el Avemaría.</w:t>
+        <w:t xml:space="preserve">Avemaría frase a frase: la profe dice cada frase y todos la repiten despacio.</w:t>
       </w:r>
     </w:p>
     <w:p>
@@ -230,7 +240,7 @@
       </w:r>
       <w:r>
         <w:rPr/>
-        <w:t xml:space="preserve">Ave María (Dios te salve, María…) frase a frase: la profe dice cada frase y todos la repiten despacio.</w:t>
+        <w:t xml:space="preserve">Ave María (Dios te salve, María…).</w:t>
       </w:r>
       <w:r>
         <w:br/>
